--- a/Dailys/Daily 3_10_2025.docx
+++ b/Dailys/Daily 3_10_2025.docx
@@ -8,6 +8,7 @@
         <w:spacing w:after="0" w:lineRule="auto"/>
         <w:rPr>
           <w:b w:val="1"/>
+          <w:bCs w:val="1"/>
           <w:sz w:val="30"/>
           <w:szCs w:val="30"/>
         </w:rPr>
@@ -17,6 +18,7 @@
       <w:r>
         <w:rPr>
           <w:b w:val="1"/>
+          <w:bCs w:val="1"/>
           <w:sz w:val="30"/>
           <w:szCs w:val="30"/>
           <w:rtl w:val="0"/>
@@ -26,6 +28,7 @@
       <w:r>
         <w:rPr>
           <w:b w:val="1"/>
+          <w:bCs w:val="1"/>
           <w:sz w:val="30"/>
           <w:szCs w:val="30"/>
           <w:rtl w:val="0"/>
@@ -151,6 +154,7 @@
         <w:spacing w:after="0" w:lineRule="auto"/>
         <w:rPr>
           <w:b w:val="1"/>
+          <w:bCs w:val="1"/>
           <w:sz w:val="30"/>
           <w:szCs w:val="30"/>
         </w:rPr>
@@ -160,6 +164,7 @@
       <w:r>
         <w:rPr>
           <w:b w:val="1"/>
+          <w:bCs w:val="1"/>
           <w:sz w:val="30"/>
           <w:szCs w:val="30"/>
           <w:rtl w:val="0"/>
@@ -278,6 +283,7 @@
       <w:r>
         <w:rPr>
           <w:b w:val="1"/>
+          <w:bCs w:val="1"/>
           <w:sz w:val="30"/>
           <w:szCs w:val="30"/>
           <w:rtl w:val="0"/>
@@ -287,6 +293,7 @@
       <w:r>
         <w:rPr>
           <w:b w:val="1"/>
+          <w:bCs w:val="1"/>
           <w:sz w:val="30"/>
           <w:szCs w:val="30"/>
           <w:rtl w:val="0"/>
@@ -860,6 +867,7 @@
     </w:pPr>
     <w:rPr>
       <w:b w:val="0"/>
+      <w:bCs w:val="0"/>
       <w:sz w:val="32"/>
       <w:szCs w:val="32"/>
     </w:rPr>
@@ -876,6 +884,7 @@
     </w:pPr>
     <w:rPr>
       <w:b w:val="0"/>
+      <w:bCs w:val="0"/>
       <w:color w:val="434343"/>
       <w:sz w:val="28"/>
       <w:szCs w:val="28"/>
@@ -925,6 +934,7 @@
     </w:pPr>
     <w:rPr>
       <w:i w:val="1"/>
+      <w:iCs w:val="1"/>
       <w:color w:val="666666"/>
       <w:sz w:val="22"/>
       <w:szCs w:val="22"/>
@@ -958,6 +968,7 @@
     <w:rPr>
       <w:rFonts w:ascii="Arial" w:cs="Arial" w:eastAsia="Arial" w:hAnsi="Arial"/>
       <w:i w:val="0"/>
+      <w:iCs w:val="0"/>
       <w:color w:val="666666"/>
       <w:sz w:val="30"/>
       <w:szCs w:val="30"/>
